--- a/marksmith-v2/test_outputs/sample_track_changes_and_styles.docx
+++ b/marksmith-v2/test_outputs/sample_track_changes_and_styles.docx
@@ -175,7 +175,7 @@
         </w:rPr>
         <w:t xml:space="preserve">CriticMarkup Insertion: </w:t>
       </w:r>
-      <w:ins w:author="Marksmith AI" w:date="2026-07-23T15:03:51.2647471Z" w:id="3">
+      <w:ins w:author="Marksmith AI" w:date="2026-07-24T20:26:29.6435313Z" w:id="3">
         <w:r>
           <w:rPr>
             <w:u w:val="single"/>
@@ -213,7 +213,7 @@
         </w:rPr>
         <w:t xml:space="preserve">CriticMarkup Deletion: </w:t>
       </w:r>
-      <w:del w:author="Marksmith AI" w:date="2026-07-23T15:03:51.2647471Z" w:id="4">
+      <w:del w:author="Marksmith AI" w:date="2026-07-24T20:26:29.6435313Z" w:id="4">
         <w:r>
           <w:rPr>
             <w:strike/>
@@ -288,7 +288,7 @@
         </w:rPr>
         <w:t xml:space="preserve">CriticMarkup Substitution: </w:t>
       </w:r>
-      <w:del w:author="Marksmith AI" w:date="2026-07-23T15:03:51.2647471Z" w:id="5">
+      <w:del w:author="Marksmith AI" w:date="2026-07-24T20:26:29.6435313Z" w:id="5">
         <w:r>
           <w:rPr>
             <w:strike/>
@@ -304,7 +304,7 @@
           <w:delText xml:space="preserve">old deprecated feature</w:delText>
         </w:r>
       </w:del>
-      <w:ins w:author="Marksmith AI" w:date="2026-07-23T15:03:51.2647471Z" w:id="6">
+      <w:ins w:author="Marksmith AI" w:date="2026-07-24T20:26:29.6435313Z" w:id="6">
         <w:r>
           <w:rPr>
             <w:u w:val="single"/>
@@ -638,8 +638,8 @@
       </w:r>
     </w:p>
     <w:sectPr>
-      <w:headerReference xmlns:r="http://schemas.openxmlformats.org/officeDocument/2006/relationships" w:type="default" r:id="Ra9af727ee92f446c"/>
-      <w:footerReference xmlns:r="http://schemas.openxmlformats.org/officeDocument/2006/relationships" w:type="default" r:id="R2d0e7c861d584d68"/>
+      <w:headerReference xmlns:r="http://schemas.openxmlformats.org/officeDocument/2006/relationships" w:type="default" r:id="Rbb51465c8a88417f"/>
+      <w:footerReference xmlns:r="http://schemas.openxmlformats.org/officeDocument/2006/relationships" w:type="default" r:id="Rf97da37bc21c4748"/>
       <w:pgSz w:w="11906" w:h="16838"/>
       <w:pgMar w:top="1440" w:right="1440" w:bottom="1440" w:left="1440" w:header="576" w:footer="576" w:gutter="0"/>
       <w:pgBorders w:display="allPages" w:offsetFrom="page">

--- a/marksmith-v2/test_outputs/sample_track_changes_and_styles.docx
+++ b/marksmith-v2/test_outputs/sample_track_changes_and_styles.docx
@@ -79,7 +79,7 @@
         </w:rPr>
         <w:t xml:space="preserve">Tracked Insertion: </w:t>
       </w:r>
-      <w:ins w:author="Marksmith AI" w:date="2026-07-23T16:00:00+10:00" w:id="1">
+      <w:ins w:author="Marksmith AI" w:date="2026-07-23T06:00:00+00:00" w:id="1">
         <w:r>
           <w:rPr>
             <w:u w:val="single"/>
@@ -117,7 +117,7 @@
         </w:rPr>
         <w:t xml:space="preserve">Tracked Deletion: </w:t>
       </w:r>
-      <w:del w:author="Marksmith AI" w:date="2026-07-23T16:00:00+10:00" w:id="2">
+      <w:del w:author="Marksmith AI" w:date="2026-07-23T06:00:00+00:00" w:id="2">
         <w:r>
           <w:rPr>
             <w:strike/>
@@ -175,7 +175,7 @@
         </w:rPr>
         <w:t xml:space="preserve">CriticMarkup Insertion: </w:t>
       </w:r>
-      <w:ins w:author="Marksmith AI" w:date="2026-07-24T20:26:29.6435313Z" w:id="3">
+      <w:ins w:author="Marksmith AI" w:date="2026-07-26T02:49:35.0058434Z" w:id="3">
         <w:r>
           <w:rPr>
             <w:u w:val="single"/>
@@ -213,7 +213,7 @@
         </w:rPr>
         <w:t xml:space="preserve">CriticMarkup Deletion: </w:t>
       </w:r>
-      <w:del w:author="Marksmith AI" w:date="2026-07-24T20:26:29.6435313Z" w:id="4">
+      <w:del w:author="Marksmith AI" w:date="2026-07-26T02:49:35.0058434Z" w:id="4">
         <w:r>
           <w:rPr>
             <w:strike/>
@@ -288,7 +288,7 @@
         </w:rPr>
         <w:t xml:space="preserve">CriticMarkup Substitution: </w:t>
       </w:r>
-      <w:del w:author="Marksmith AI" w:date="2026-07-24T20:26:29.6435313Z" w:id="5">
+      <w:del w:author="Marksmith AI" w:date="2026-07-26T02:49:35.0058434Z" w:id="5">
         <w:r>
           <w:rPr>
             <w:strike/>
@@ -304,7 +304,7 @@
           <w:delText xml:space="preserve">old deprecated feature</w:delText>
         </w:r>
       </w:del>
-      <w:ins w:author="Marksmith AI" w:date="2026-07-24T20:26:29.6435313Z" w:id="6">
+      <w:ins w:author="Marksmith AI" w:date="2026-07-26T02:49:35.0058434Z" w:id="6">
         <w:r>
           <w:rPr>
             <w:u w:val="single"/>
@@ -638,8 +638,8 @@
       </w:r>
     </w:p>
     <w:sectPr>
-      <w:headerReference xmlns:r="http://schemas.openxmlformats.org/officeDocument/2006/relationships" w:type="default" r:id="Rbb51465c8a88417f"/>
-      <w:footerReference xmlns:r="http://schemas.openxmlformats.org/officeDocument/2006/relationships" w:type="default" r:id="Rf97da37bc21c4748"/>
+      <w:headerReference xmlns:r="http://schemas.openxmlformats.org/officeDocument/2006/relationships" w:type="default" r:id="R95ad835c197a446d"/>
+      <w:footerReference xmlns:r="http://schemas.openxmlformats.org/officeDocument/2006/relationships" w:type="default" r:id="R669f795dfc164639"/>
       <w:pgSz w:w="11906" w:h="16838"/>
       <w:pgMar w:top="1440" w:right="1440" w:bottom="1440" w:left="1440" w:header="576" w:footer="576" w:gutter="0"/>
       <w:pgBorders w:display="allPages" w:offsetFrom="page">

--- a/marksmith-v2/test_outputs/sample_track_changes_and_styles.docx
+++ b/marksmith-v2/test_outputs/sample_track_changes_and_styles.docx
@@ -79,7 +79,7 @@
         </w:rPr>
         <w:t xml:space="preserve">Tracked Insertion: </w:t>
       </w:r>
-      <w:ins w:author="Marksmith AI" w:date="2026-07-23T06:00:00+00:00" w:id="1">
+      <w:ins w:author="Marksmith AI" w:date="2026-07-23T16:00:00+10:00" w:id="1">
         <w:r>
           <w:rPr>
             <w:u w:val="single"/>
@@ -117,7 +117,7 @@
         </w:rPr>
         <w:t xml:space="preserve">Tracked Deletion: </w:t>
       </w:r>
-      <w:del w:author="Marksmith AI" w:date="2026-07-23T06:00:00+00:00" w:id="2">
+      <w:del w:author="Marksmith AI" w:date="2026-07-23T16:00:00+10:00" w:id="2">
         <w:r>
           <w:rPr>
             <w:strike/>
@@ -175,7 +175,7 @@
         </w:rPr>
         <w:t xml:space="preserve">CriticMarkup Insertion: </w:t>
       </w:r>
-      <w:ins w:author="Marksmith AI" w:date="2026-07-26T02:49:35.0058434Z" w:id="3">
+      <w:ins w:author="Marksmith AI" w:date="2026-07-26T15:17:58.5750952Z" w:id="3">
         <w:r>
           <w:rPr>
             <w:u w:val="single"/>
@@ -213,7 +213,7 @@
         </w:rPr>
         <w:t xml:space="preserve">CriticMarkup Deletion: </w:t>
       </w:r>
-      <w:del w:author="Marksmith AI" w:date="2026-07-26T02:49:35.0058434Z" w:id="4">
+      <w:del w:author="Marksmith AI" w:date="2026-07-26T15:17:58.5750952Z" w:id="4">
         <w:r>
           <w:rPr>
             <w:strike/>
@@ -288,7 +288,7 @@
         </w:rPr>
         <w:t xml:space="preserve">CriticMarkup Substitution: </w:t>
       </w:r>
-      <w:del w:author="Marksmith AI" w:date="2026-07-26T02:49:35.0058434Z" w:id="5">
+      <w:del w:author="Marksmith AI" w:date="2026-07-26T15:17:58.5750952Z" w:id="5">
         <w:r>
           <w:rPr>
             <w:strike/>
@@ -304,7 +304,7 @@
           <w:delText xml:space="preserve">old deprecated feature</w:delText>
         </w:r>
       </w:del>
-      <w:ins w:author="Marksmith AI" w:date="2026-07-26T02:49:35.0058434Z" w:id="6">
+      <w:ins w:author="Marksmith AI" w:date="2026-07-26T15:17:58.5750952Z" w:id="6">
         <w:r>
           <w:rPr>
             <w:u w:val="single"/>
@@ -638,16 +638,10 @@
       </w:r>
     </w:p>
     <w:sectPr>
-      <w:headerReference xmlns:r="http://schemas.openxmlformats.org/officeDocument/2006/relationships" w:type="default" r:id="R95ad835c197a446d"/>
-      <w:footerReference xmlns:r="http://schemas.openxmlformats.org/officeDocument/2006/relationships" w:type="default" r:id="R669f795dfc164639"/>
+      <w:headerReference xmlns:r="http://schemas.openxmlformats.org/officeDocument/2006/relationships" w:type="default" r:id="R3a797efd33294bac"/>
+      <w:footerReference xmlns:r="http://schemas.openxmlformats.org/officeDocument/2006/relationships" w:type="default" r:id="R6be55d4cd09e4992"/>
       <w:pgSz w:w="11906" w:h="16838"/>
       <w:pgMar w:top="1440" w:right="1440" w:bottom="1440" w:left="1440" w:header="576" w:footer="576" w:gutter="0"/>
-      <w:pgBorders w:display="allPages" w:offsetFrom="page">
-        <w:top w:val="single" w:color="D1D5DA" w:sz="8" w:space="24"/>
-        <w:left w:val="single" w:color="D1D5DA" w:sz="8" w:space="24"/>
-        <w:bottom w:val="single" w:color="D1D5DA" w:sz="8" w:space="24"/>
-        <w:right w:val="single" w:color="D1D5DA" w:sz="8" w:space="24"/>
-      </w:pgBorders>
     </w:sectPr>
   </w:body>
 </w:document>
@@ -907,7 +901,7 @@
   <w:docDefaults>
     <w:rPrDefault>
       <w:rPr>
-        <w:rFonts w:ascii="Calibri" w:hAnsi="Calibri" w:eastAsia="Calibri" w:cs="Calibri"/>
+        <w:rFonts w:ascii="Segoe UI Variable" w:hAnsi="Segoe UI Variable" w:eastAsia="Segoe UI Variable" w:cs="Segoe UI Variable"/>
         <w:color w:val="1b1f23"/>
         <w:kern w:val="16"/>
         <w:sz w:val="22"/>
@@ -960,7 +954,7 @@
     </w:pPr>
     <w:rPr>
       <w:b/>
-      <w:color w:val="000000"/>
+      <w:color w:val="090B0C"/>
       <w:sz w:val="32"/>
       <w:szCs w:val="32"/>
     </w:rPr>
@@ -977,7 +971,7 @@
     </w:pPr>
     <w:rPr>
       <w:b/>
-      <w:color w:val="000000"/>
+      <w:color w:val="121417"/>
       <w:sz w:val="28"/>
       <w:szCs w:val="28"/>
     </w:rPr>
@@ -994,7 +988,7 @@
     </w:pPr>
     <w:rPr>
       <w:b/>
-      <w:color w:val="000000"/>
+      <w:color w:val="1b1f23"/>
       <w:sz w:val="24"/>
       <w:szCs w:val="24"/>
     </w:rPr>
@@ -1011,7 +1005,7 @@
     </w:pPr>
     <w:rPr>
       <w:b/>
-      <w:color w:val="000000"/>
+      <w:color w:val="1b1f23"/>
       <w:sz w:val="22"/>
       <w:szCs w:val="22"/>
     </w:rPr>

--- a/marksmith-v2/test_outputs/sample_track_changes_and_styles.docx
+++ b/marksmith-v2/test_outputs/sample_track_changes_and_styles.docx
@@ -175,7 +175,7 @@
         </w:rPr>
         <w:t xml:space="preserve">CriticMarkup Insertion: </w:t>
       </w:r>
-      <w:ins w:author="Marksmith AI" w:date="2026-07-26T15:17:58.5750952Z" w:id="3">
+      <w:ins w:author="Marksmith AI" w:date="2026-07-26T16:04:59.8553999Z" w:id="3">
         <w:r>
           <w:rPr>
             <w:u w:val="single"/>
@@ -213,7 +213,7 @@
         </w:rPr>
         <w:t xml:space="preserve">CriticMarkup Deletion: </w:t>
       </w:r>
-      <w:del w:author="Marksmith AI" w:date="2026-07-26T15:17:58.5750952Z" w:id="4">
+      <w:del w:author="Marksmith AI" w:date="2026-07-26T16:04:59.8553999Z" w:id="4">
         <w:r>
           <w:rPr>
             <w:strike/>
@@ -288,7 +288,7 @@
         </w:rPr>
         <w:t xml:space="preserve">CriticMarkup Substitution: </w:t>
       </w:r>
-      <w:del w:author="Marksmith AI" w:date="2026-07-26T15:17:58.5750952Z" w:id="5">
+      <w:del w:author="Marksmith AI" w:date="2026-07-26T16:04:59.8553999Z" w:id="5">
         <w:r>
           <w:rPr>
             <w:strike/>
@@ -304,7 +304,7 @@
           <w:delText xml:space="preserve">old deprecated feature</w:delText>
         </w:r>
       </w:del>
-      <w:ins w:author="Marksmith AI" w:date="2026-07-26T15:17:58.5750952Z" w:id="6">
+      <w:ins w:author="Marksmith AI" w:date="2026-07-26T16:04:59.8553999Z" w:id="6">
         <w:r>
           <w:rPr>
             <w:u w:val="single"/>
@@ -638,8 +638,8 @@
       </w:r>
     </w:p>
     <w:sectPr>
-      <w:headerReference xmlns:r="http://schemas.openxmlformats.org/officeDocument/2006/relationships" w:type="default" r:id="R3a797efd33294bac"/>
-      <w:footerReference xmlns:r="http://schemas.openxmlformats.org/officeDocument/2006/relationships" w:type="default" r:id="R6be55d4cd09e4992"/>
+      <w:headerReference xmlns:r="http://schemas.openxmlformats.org/officeDocument/2006/relationships" w:type="default" r:id="R42bb6a59f7e444b2"/>
+      <w:footerReference xmlns:r="http://schemas.openxmlformats.org/officeDocument/2006/relationships" w:type="default" r:id="R8af1f0f39c954fa5"/>
       <w:pgSz w:w="11906" w:h="16838"/>
       <w:pgMar w:top="1440" w:right="1440" w:bottom="1440" w:left="1440" w:header="576" w:footer="576" w:gutter="0"/>
     </w:sectPr>

--- a/marksmith-v2/test_outputs/sample_track_changes_and_styles.docx
+++ b/marksmith-v2/test_outputs/sample_track_changes_and_styles.docx
@@ -175,7 +175,7 @@
         </w:rPr>
         <w:t xml:space="preserve">CriticMarkup Insertion: </w:t>
       </w:r>
-      <w:ins w:author="Marksmith AI" w:date="2026-07-26T16:04:59.8553999Z" w:id="3">
+      <w:ins w:author="Marksmith AI" w:date="2026-07-26T18:30:50.8732927Z" w:id="3">
         <w:r>
           <w:rPr>
             <w:u w:val="single"/>
@@ -213,7 +213,7 @@
         </w:rPr>
         <w:t xml:space="preserve">CriticMarkup Deletion: </w:t>
       </w:r>
-      <w:del w:author="Marksmith AI" w:date="2026-07-26T16:04:59.8553999Z" w:id="4">
+      <w:del w:author="Marksmith AI" w:date="2026-07-26T18:30:50.8732927Z" w:id="4">
         <w:r>
           <w:rPr>
             <w:strike/>
@@ -288,7 +288,7 @@
         </w:rPr>
         <w:t xml:space="preserve">CriticMarkup Substitution: </w:t>
       </w:r>
-      <w:del w:author="Marksmith AI" w:date="2026-07-26T16:04:59.8553999Z" w:id="5">
+      <w:del w:author="Marksmith AI" w:date="2026-07-26T18:30:50.8732927Z" w:id="5">
         <w:r>
           <w:rPr>
             <w:strike/>
@@ -304,7 +304,7 @@
           <w:delText xml:space="preserve">old deprecated feature</w:delText>
         </w:r>
       </w:del>
-      <w:ins w:author="Marksmith AI" w:date="2026-07-26T16:04:59.8553999Z" w:id="6">
+      <w:ins w:author="Marksmith AI" w:date="2026-07-26T18:30:50.8732927Z" w:id="6">
         <w:r>
           <w:rPr>
             <w:u w:val="single"/>
@@ -638,8 +638,8 @@
       </w:r>
     </w:p>
     <w:sectPr>
-      <w:headerReference xmlns:r="http://schemas.openxmlformats.org/officeDocument/2006/relationships" w:type="default" r:id="R42bb6a59f7e444b2"/>
-      <w:footerReference xmlns:r="http://schemas.openxmlformats.org/officeDocument/2006/relationships" w:type="default" r:id="R8af1f0f39c954fa5"/>
+      <w:headerReference xmlns:r="http://schemas.openxmlformats.org/officeDocument/2006/relationships" w:type="default" r:id="R07e1fb8232d64c3e"/>
+      <w:footerReference xmlns:r="http://schemas.openxmlformats.org/officeDocument/2006/relationships" w:type="default" r:id="R5251b0c06c994422"/>
       <w:pgSz w:w="11906" w:h="16838"/>
       <w:pgMar w:top="1440" w:right="1440" w:bottom="1440" w:left="1440" w:header="576" w:footer="576" w:gutter="0"/>
     </w:sectPr>

--- a/marksmith-v2/test_outputs/sample_track_changes_and_styles.docx
+++ b/marksmith-v2/test_outputs/sample_track_changes_and_styles.docx
@@ -175,7 +175,7 @@
         </w:rPr>
         <w:t xml:space="preserve">CriticMarkup Insertion: </w:t>
       </w:r>
-      <w:ins w:author="Marksmith AI" w:date="2026-07-26T18:30:50.8732927Z" w:id="3">
+      <w:ins w:author="Marksmith AI" w:date="2026-07-26T21:15:33.7533606Z" w:id="3">
         <w:r>
           <w:rPr>
             <w:u w:val="single"/>
@@ -213,7 +213,7 @@
         </w:rPr>
         <w:t xml:space="preserve">CriticMarkup Deletion: </w:t>
       </w:r>
-      <w:del w:author="Marksmith AI" w:date="2026-07-26T18:30:50.8732927Z" w:id="4">
+      <w:del w:author="Marksmith AI" w:date="2026-07-26T21:15:33.7533606Z" w:id="4">
         <w:r>
           <w:rPr>
             <w:strike/>
@@ -288,7 +288,7 @@
         </w:rPr>
         <w:t xml:space="preserve">CriticMarkup Substitution: </w:t>
       </w:r>
-      <w:del w:author="Marksmith AI" w:date="2026-07-26T18:30:50.8732927Z" w:id="5">
+      <w:del w:author="Marksmith AI" w:date="2026-07-26T21:15:33.7533606Z" w:id="5">
         <w:r>
           <w:rPr>
             <w:strike/>
@@ -304,7 +304,7 @@
           <w:delText xml:space="preserve">old deprecated feature</w:delText>
         </w:r>
       </w:del>
-      <w:ins w:author="Marksmith AI" w:date="2026-07-26T18:30:50.8732927Z" w:id="6">
+      <w:ins w:author="Marksmith AI" w:date="2026-07-26T21:15:33.7533606Z" w:id="6">
         <w:r>
           <w:rPr>
             <w:u w:val="single"/>
@@ -638,8 +638,8 @@
       </w:r>
     </w:p>
     <w:sectPr>
-      <w:headerReference xmlns:r="http://schemas.openxmlformats.org/officeDocument/2006/relationships" w:type="default" r:id="R07e1fb8232d64c3e"/>
-      <w:footerReference xmlns:r="http://schemas.openxmlformats.org/officeDocument/2006/relationships" w:type="default" r:id="R5251b0c06c994422"/>
+      <w:headerReference xmlns:r="http://schemas.openxmlformats.org/officeDocument/2006/relationships" w:type="default" r:id="R6c509fade33a4127"/>
+      <w:footerReference xmlns:r="http://schemas.openxmlformats.org/officeDocument/2006/relationships" w:type="default" r:id="R03cb3a5ccd7a4bab"/>
       <w:pgSz w:w="11906" w:h="16838"/>
       <w:pgMar w:top="1440" w:right="1440" w:bottom="1440" w:left="1440" w:header="576" w:footer="576" w:gutter="0"/>
     </w:sectPr>

--- a/marksmith-v2/test_outputs/sample_track_changes_and_styles.docx
+++ b/marksmith-v2/test_outputs/sample_track_changes_and_styles.docx
@@ -175,7 +175,7 @@
         </w:rPr>
         <w:t xml:space="preserve">CriticMarkup Insertion: </w:t>
       </w:r>
-      <w:ins w:author="Marksmith AI" w:date="2026-07-26T21:15:33.7533606Z" w:id="3">
+      <w:ins w:author="Marksmith AI" w:date="2026-07-26T21:30:25.8707412Z" w:id="3">
         <w:r>
           <w:rPr>
             <w:u w:val="single"/>
@@ -213,7 +213,7 @@
         </w:rPr>
         <w:t xml:space="preserve">CriticMarkup Deletion: </w:t>
       </w:r>
-      <w:del w:author="Marksmith AI" w:date="2026-07-26T21:15:33.7533606Z" w:id="4">
+      <w:del w:author="Marksmith AI" w:date="2026-07-26T21:30:25.8707412Z" w:id="4">
         <w:r>
           <w:rPr>
             <w:strike/>
@@ -288,7 +288,7 @@
         </w:rPr>
         <w:t xml:space="preserve">CriticMarkup Substitution: </w:t>
       </w:r>
-      <w:del w:author="Marksmith AI" w:date="2026-07-26T21:15:33.7533606Z" w:id="5">
+      <w:del w:author="Marksmith AI" w:date="2026-07-26T21:30:25.8707412Z" w:id="5">
         <w:r>
           <w:rPr>
             <w:strike/>
@@ -304,7 +304,7 @@
           <w:delText xml:space="preserve">old deprecated feature</w:delText>
         </w:r>
       </w:del>
-      <w:ins w:author="Marksmith AI" w:date="2026-07-26T21:15:33.7533606Z" w:id="6">
+      <w:ins w:author="Marksmith AI" w:date="2026-07-26T21:30:25.8707412Z" w:id="6">
         <w:r>
           <w:rPr>
             <w:u w:val="single"/>
@@ -638,8 +638,8 @@
       </w:r>
     </w:p>
     <w:sectPr>
-      <w:headerReference xmlns:r="http://schemas.openxmlformats.org/officeDocument/2006/relationships" w:type="default" r:id="R6c509fade33a4127"/>
-      <w:footerReference xmlns:r="http://schemas.openxmlformats.org/officeDocument/2006/relationships" w:type="default" r:id="R03cb3a5ccd7a4bab"/>
+      <w:headerReference xmlns:r="http://schemas.openxmlformats.org/officeDocument/2006/relationships" w:type="default" r:id="R04ab3dee48ff4cab"/>
+      <w:footerReference xmlns:r="http://schemas.openxmlformats.org/officeDocument/2006/relationships" w:type="default" r:id="Rd20c2b35c63c48bc"/>
       <w:pgSz w:w="11906" w:h="16838"/>
       <w:pgMar w:top="1440" w:right="1440" w:bottom="1440" w:left="1440" w:header="576" w:footer="576" w:gutter="0"/>
     </w:sectPr>

--- a/marksmith-v2/test_outputs/sample_track_changes_and_styles.docx
+++ b/marksmith-v2/test_outputs/sample_track_changes_and_styles.docx
@@ -175,7 +175,7 @@
         </w:rPr>
         <w:t xml:space="preserve">CriticMarkup Insertion: </w:t>
       </w:r>
-      <w:ins w:author="Marksmith AI" w:date="2026-07-26T21:30:25.8707412Z" w:id="3">
+      <w:ins w:author="Marksmith AI" w:date="2026-07-26T21:45:22.4837483Z" w:id="3">
         <w:r>
           <w:rPr>
             <w:u w:val="single"/>
@@ -213,7 +213,7 @@
         </w:rPr>
         <w:t xml:space="preserve">CriticMarkup Deletion: </w:t>
       </w:r>
-      <w:del w:author="Marksmith AI" w:date="2026-07-26T21:30:25.8707412Z" w:id="4">
+      <w:del w:author="Marksmith AI" w:date="2026-07-26T21:45:22.4837483Z" w:id="4">
         <w:r>
           <w:rPr>
             <w:strike/>
@@ -288,7 +288,7 @@
         </w:rPr>
         <w:t xml:space="preserve">CriticMarkup Substitution: </w:t>
       </w:r>
-      <w:del w:author="Marksmith AI" w:date="2026-07-26T21:30:25.8707412Z" w:id="5">
+      <w:del w:author="Marksmith AI" w:date="2026-07-26T21:45:22.4837483Z" w:id="5">
         <w:r>
           <w:rPr>
             <w:strike/>
@@ -304,7 +304,7 @@
           <w:delText xml:space="preserve">old deprecated feature</w:delText>
         </w:r>
       </w:del>
-      <w:ins w:author="Marksmith AI" w:date="2026-07-26T21:30:25.8707412Z" w:id="6">
+      <w:ins w:author="Marksmith AI" w:date="2026-07-26T21:45:22.4837483Z" w:id="6">
         <w:r>
           <w:rPr>
             <w:u w:val="single"/>
@@ -638,8 +638,8 @@
       </w:r>
     </w:p>
     <w:sectPr>
-      <w:headerReference xmlns:r="http://schemas.openxmlformats.org/officeDocument/2006/relationships" w:type="default" r:id="R04ab3dee48ff4cab"/>
-      <w:footerReference xmlns:r="http://schemas.openxmlformats.org/officeDocument/2006/relationships" w:type="default" r:id="Rd20c2b35c63c48bc"/>
+      <w:headerReference xmlns:r="http://schemas.openxmlformats.org/officeDocument/2006/relationships" w:type="default" r:id="R4dad6ce31537419b"/>
+      <w:footerReference xmlns:r="http://schemas.openxmlformats.org/officeDocument/2006/relationships" w:type="default" r:id="Rb9550222d4ef4858"/>
       <w:pgSz w:w="11906" w:h="16838"/>
       <w:pgMar w:top="1440" w:right="1440" w:bottom="1440" w:left="1440" w:header="576" w:footer="576" w:gutter="0"/>
     </w:sectPr>

--- a/marksmith-v2/test_outputs/sample_track_changes_and_styles.docx
+++ b/marksmith-v2/test_outputs/sample_track_changes_and_styles.docx
@@ -175,7 +175,7 @@
         </w:rPr>
         <w:t xml:space="preserve">CriticMarkup Insertion: </w:t>
       </w:r>
-      <w:ins w:author="Marksmith AI" w:date="2026-07-26T21:45:22.4837483Z" w:id="3">
+      <w:ins w:author="Marksmith AI" w:date="2026-07-26T22:17:27.3105317Z" w:id="3">
         <w:r>
           <w:rPr>
             <w:u w:val="single"/>
@@ -213,7 +213,7 @@
         </w:rPr>
         <w:t xml:space="preserve">CriticMarkup Deletion: </w:t>
       </w:r>
-      <w:del w:author="Marksmith AI" w:date="2026-07-26T21:45:22.4837483Z" w:id="4">
+      <w:del w:author="Marksmith AI" w:date="2026-07-26T22:17:27.3105317Z" w:id="4">
         <w:r>
           <w:rPr>
             <w:strike/>
@@ -288,7 +288,7 @@
         </w:rPr>
         <w:t xml:space="preserve">CriticMarkup Substitution: </w:t>
       </w:r>
-      <w:del w:author="Marksmith AI" w:date="2026-07-26T21:45:22.4837483Z" w:id="5">
+      <w:del w:author="Marksmith AI" w:date="2026-07-26T22:17:27.3105317Z" w:id="5">
         <w:r>
           <w:rPr>
             <w:strike/>
@@ -304,7 +304,7 @@
           <w:delText xml:space="preserve">old deprecated feature</w:delText>
         </w:r>
       </w:del>
-      <w:ins w:author="Marksmith AI" w:date="2026-07-26T21:45:22.4837483Z" w:id="6">
+      <w:ins w:author="Marksmith AI" w:date="2026-07-26T22:17:27.3105317Z" w:id="6">
         <w:r>
           <w:rPr>
             <w:u w:val="single"/>
@@ -638,8 +638,8 @@
       </w:r>
     </w:p>
     <w:sectPr>
-      <w:headerReference xmlns:r="http://schemas.openxmlformats.org/officeDocument/2006/relationships" w:type="default" r:id="R4dad6ce31537419b"/>
-      <w:footerReference xmlns:r="http://schemas.openxmlformats.org/officeDocument/2006/relationships" w:type="default" r:id="Rb9550222d4ef4858"/>
+      <w:headerReference xmlns:r="http://schemas.openxmlformats.org/officeDocument/2006/relationships" w:type="default" r:id="Re8b5a9d5f1ad4199"/>
+      <w:footerReference xmlns:r="http://schemas.openxmlformats.org/officeDocument/2006/relationships" w:type="default" r:id="R9177020663ae423c"/>
       <w:pgSz w:w="11906" w:h="16838"/>
       <w:pgMar w:top="1440" w:right="1440" w:bottom="1440" w:left="1440" w:header="576" w:footer="576" w:gutter="0"/>
     </w:sectPr>

--- a/marksmith-v2/test_outputs/sample_track_changes_and_styles.docx
+++ b/marksmith-v2/test_outputs/sample_track_changes_and_styles.docx
@@ -175,7 +175,7 @@
         </w:rPr>
         <w:t xml:space="preserve">CriticMarkup Insertion: </w:t>
       </w:r>
-      <w:ins w:author="Marksmith AI" w:date="2026-07-26T22:17:27.3105317Z" w:id="3">
+      <w:ins w:author="Marksmith AI" w:date="2026-07-26T23:30:34.087251Z" w:id="3">
         <w:r>
           <w:rPr>
             <w:u w:val="single"/>
@@ -213,7 +213,7 @@
         </w:rPr>
         <w:t xml:space="preserve">CriticMarkup Deletion: </w:t>
       </w:r>
-      <w:del w:author="Marksmith AI" w:date="2026-07-26T22:17:27.3105317Z" w:id="4">
+      <w:del w:author="Marksmith AI" w:date="2026-07-26T23:30:34.087251Z" w:id="4">
         <w:r>
           <w:rPr>
             <w:strike/>
@@ -288,7 +288,7 @@
         </w:rPr>
         <w:t xml:space="preserve">CriticMarkup Substitution: </w:t>
       </w:r>
-      <w:del w:author="Marksmith AI" w:date="2026-07-26T22:17:27.3105317Z" w:id="5">
+      <w:del w:author="Marksmith AI" w:date="2026-07-26T23:30:34.087251Z" w:id="5">
         <w:r>
           <w:rPr>
             <w:strike/>
@@ -304,7 +304,7 @@
           <w:delText xml:space="preserve">old deprecated feature</w:delText>
         </w:r>
       </w:del>
-      <w:ins w:author="Marksmith AI" w:date="2026-07-26T22:17:27.3105317Z" w:id="6">
+      <w:ins w:author="Marksmith AI" w:date="2026-07-26T23:30:34.087251Z" w:id="6">
         <w:r>
           <w:rPr>
             <w:u w:val="single"/>
@@ -638,8 +638,8 @@
       </w:r>
     </w:p>
     <w:sectPr>
-      <w:headerReference xmlns:r="http://schemas.openxmlformats.org/officeDocument/2006/relationships" w:type="default" r:id="Re8b5a9d5f1ad4199"/>
-      <w:footerReference xmlns:r="http://schemas.openxmlformats.org/officeDocument/2006/relationships" w:type="default" r:id="R9177020663ae423c"/>
+      <w:headerReference xmlns:r="http://schemas.openxmlformats.org/officeDocument/2006/relationships" w:type="default" r:id="Rba7057b673c848d3"/>
+      <w:footerReference xmlns:r="http://schemas.openxmlformats.org/officeDocument/2006/relationships" w:type="default" r:id="R436735e3cd724122"/>
       <w:pgSz w:w="11906" w:h="16838"/>
       <w:pgMar w:top="1440" w:right="1440" w:bottom="1440" w:left="1440" w:header="576" w:footer="576" w:gutter="0"/>
     </w:sectPr>

--- a/marksmith-v2/test_outputs/sample_track_changes_and_styles.docx
+++ b/marksmith-v2/test_outputs/sample_track_changes_and_styles.docx
@@ -175,7 +175,7 @@
         </w:rPr>
         <w:t xml:space="preserve">CriticMarkup Insertion: </w:t>
       </w:r>
-      <w:ins w:author="Marksmith AI" w:date="2026-07-26T23:30:34.087251Z" w:id="3">
+      <w:ins w:author="Marksmith AI" w:date="2026-07-27T05:21:23.2006535Z" w:id="3">
         <w:r>
           <w:rPr>
             <w:u w:val="single"/>
@@ -213,7 +213,7 @@
         </w:rPr>
         <w:t xml:space="preserve">CriticMarkup Deletion: </w:t>
       </w:r>
-      <w:del w:author="Marksmith AI" w:date="2026-07-26T23:30:34.087251Z" w:id="4">
+      <w:del w:author="Marksmith AI" w:date="2026-07-27T05:21:23.2006535Z" w:id="4">
         <w:r>
           <w:rPr>
             <w:strike/>
@@ -288,7 +288,7 @@
         </w:rPr>
         <w:t xml:space="preserve">CriticMarkup Substitution: </w:t>
       </w:r>
-      <w:del w:author="Marksmith AI" w:date="2026-07-26T23:30:34.087251Z" w:id="5">
+      <w:del w:author="Marksmith AI" w:date="2026-07-27T05:21:23.2006535Z" w:id="5">
         <w:r>
           <w:rPr>
             <w:strike/>
@@ -304,7 +304,7 @@
           <w:delText xml:space="preserve">old deprecated feature</w:delText>
         </w:r>
       </w:del>
-      <w:ins w:author="Marksmith AI" w:date="2026-07-26T23:30:34.087251Z" w:id="6">
+      <w:ins w:author="Marksmith AI" w:date="2026-07-27T05:21:23.2006535Z" w:id="6">
         <w:r>
           <w:rPr>
             <w:u w:val="single"/>
@@ -638,8 +638,8 @@
       </w:r>
     </w:p>
     <w:sectPr>
-      <w:headerReference xmlns:r="http://schemas.openxmlformats.org/officeDocument/2006/relationships" w:type="default" r:id="Rba7057b673c848d3"/>
-      <w:footerReference xmlns:r="http://schemas.openxmlformats.org/officeDocument/2006/relationships" w:type="default" r:id="R436735e3cd724122"/>
+      <w:headerReference xmlns:r="http://schemas.openxmlformats.org/officeDocument/2006/relationships" w:type="default" r:id="R120f2de32873406c"/>
+      <w:footerReference xmlns:r="http://schemas.openxmlformats.org/officeDocument/2006/relationships" w:type="default" r:id="R15292634b3d64a17"/>
       <w:pgSz w:w="11906" w:h="16838"/>
       <w:pgMar w:top="1440" w:right="1440" w:bottom="1440" w:left="1440" w:header="576" w:footer="576" w:gutter="0"/>
     </w:sectPr>

--- a/marksmith-v2/test_outputs/sample_track_changes_and_styles.docx
+++ b/marksmith-v2/test_outputs/sample_track_changes_and_styles.docx
@@ -175,7 +175,7 @@
         </w:rPr>
         <w:t xml:space="preserve">CriticMarkup Insertion: </w:t>
       </w:r>
-      <w:ins w:author="Marksmith AI" w:date="2026-07-27T05:21:23.2006535Z" w:id="3">
+      <w:ins w:author="Marksmith AI" w:date="2026-07-27T05:31:53.3527148Z" w:id="3">
         <w:r>
           <w:rPr>
             <w:u w:val="single"/>
@@ -213,7 +213,7 @@
         </w:rPr>
         <w:t xml:space="preserve">CriticMarkup Deletion: </w:t>
       </w:r>
-      <w:del w:author="Marksmith AI" w:date="2026-07-27T05:21:23.2006535Z" w:id="4">
+      <w:del w:author="Marksmith AI" w:date="2026-07-27T05:31:53.3527148Z" w:id="4">
         <w:r>
           <w:rPr>
             <w:strike/>
@@ -288,7 +288,7 @@
         </w:rPr>
         <w:t xml:space="preserve">CriticMarkup Substitution: </w:t>
       </w:r>
-      <w:del w:author="Marksmith AI" w:date="2026-07-27T05:21:23.2006535Z" w:id="5">
+      <w:del w:author="Marksmith AI" w:date="2026-07-27T05:31:53.3527148Z" w:id="5">
         <w:r>
           <w:rPr>
             <w:strike/>
@@ -304,7 +304,7 @@
           <w:delText xml:space="preserve">old deprecated feature</w:delText>
         </w:r>
       </w:del>
-      <w:ins w:author="Marksmith AI" w:date="2026-07-27T05:21:23.2006535Z" w:id="6">
+      <w:ins w:author="Marksmith AI" w:date="2026-07-27T05:31:53.3527148Z" w:id="6">
         <w:r>
           <w:rPr>
             <w:u w:val="single"/>
@@ -638,8 +638,8 @@
       </w:r>
     </w:p>
     <w:sectPr>
-      <w:headerReference xmlns:r="http://schemas.openxmlformats.org/officeDocument/2006/relationships" w:type="default" r:id="R120f2de32873406c"/>
-      <w:footerReference xmlns:r="http://schemas.openxmlformats.org/officeDocument/2006/relationships" w:type="default" r:id="R15292634b3d64a17"/>
+      <w:headerReference xmlns:r="http://schemas.openxmlformats.org/officeDocument/2006/relationships" w:type="default" r:id="Rd5f46856581b42dd"/>
+      <w:footerReference xmlns:r="http://schemas.openxmlformats.org/officeDocument/2006/relationships" w:type="default" r:id="Raa7853470e294274"/>
       <w:pgSz w:w="11906" w:h="16838"/>
       <w:pgMar w:top="1440" w:right="1440" w:bottom="1440" w:left="1440" w:header="576" w:footer="576" w:gutter="0"/>
     </w:sectPr>

--- a/marksmith-v2/test_outputs/sample_track_changes_and_styles.docx
+++ b/marksmith-v2/test_outputs/sample_track_changes_and_styles.docx
@@ -175,7 +175,7 @@
         </w:rPr>
         <w:t xml:space="preserve">CriticMarkup Insertion: </w:t>
       </w:r>
-      <w:ins w:author="Marksmith AI" w:date="2026-07-27T05:31:53.3527148Z" w:id="3">
+      <w:ins w:author="Marksmith AI" w:date="2026-07-27T05:50:38.2143459Z" w:id="3">
         <w:r>
           <w:rPr>
             <w:u w:val="single"/>
@@ -213,7 +213,7 @@
         </w:rPr>
         <w:t xml:space="preserve">CriticMarkup Deletion: </w:t>
       </w:r>
-      <w:del w:author="Marksmith AI" w:date="2026-07-27T05:31:53.3527148Z" w:id="4">
+      <w:del w:author="Marksmith AI" w:date="2026-07-27T05:50:38.2143459Z" w:id="4">
         <w:r>
           <w:rPr>
             <w:strike/>
@@ -288,7 +288,7 @@
         </w:rPr>
         <w:t xml:space="preserve">CriticMarkup Substitution: </w:t>
       </w:r>
-      <w:del w:author="Marksmith AI" w:date="2026-07-27T05:31:53.3527148Z" w:id="5">
+      <w:del w:author="Marksmith AI" w:date="2026-07-27T05:50:38.2143459Z" w:id="5">
         <w:r>
           <w:rPr>
             <w:strike/>
@@ -304,7 +304,7 @@
           <w:delText xml:space="preserve">old deprecated feature</w:delText>
         </w:r>
       </w:del>
-      <w:ins w:author="Marksmith AI" w:date="2026-07-27T05:31:53.3527148Z" w:id="6">
+      <w:ins w:author="Marksmith AI" w:date="2026-07-27T05:50:38.2143459Z" w:id="6">
         <w:r>
           <w:rPr>
             <w:u w:val="single"/>
@@ -638,8 +638,8 @@
       </w:r>
     </w:p>
     <w:sectPr>
-      <w:headerReference xmlns:r="http://schemas.openxmlformats.org/officeDocument/2006/relationships" w:type="default" r:id="Rd5f46856581b42dd"/>
-      <w:footerReference xmlns:r="http://schemas.openxmlformats.org/officeDocument/2006/relationships" w:type="default" r:id="Raa7853470e294274"/>
+      <w:headerReference xmlns:r="http://schemas.openxmlformats.org/officeDocument/2006/relationships" w:type="default" r:id="R73a81023626041b6"/>
+      <w:footerReference xmlns:r="http://schemas.openxmlformats.org/officeDocument/2006/relationships" w:type="default" r:id="Rff5307ab0d26414f"/>
       <w:pgSz w:w="11906" w:h="16838"/>
       <w:pgMar w:top="1440" w:right="1440" w:bottom="1440" w:left="1440" w:header="576" w:footer="576" w:gutter="0"/>
     </w:sectPr>

--- a/marksmith-v2/test_outputs/sample_track_changes_and_styles.docx
+++ b/marksmith-v2/test_outputs/sample_track_changes_and_styles.docx
@@ -175,7 +175,7 @@
         </w:rPr>
         <w:t xml:space="preserve">CriticMarkup Insertion: </w:t>
       </w:r>
-      <w:ins w:author="Marksmith AI" w:date="2026-07-27T05:50:38.2143459Z" w:id="3">
+      <w:ins w:author="Marksmith AI" w:date="2026-07-27T06:17:27.1728534Z" w:id="3">
         <w:r>
           <w:rPr>
             <w:u w:val="single"/>
@@ -213,7 +213,7 @@
         </w:rPr>
         <w:t xml:space="preserve">CriticMarkup Deletion: </w:t>
       </w:r>
-      <w:del w:author="Marksmith AI" w:date="2026-07-27T05:50:38.2143459Z" w:id="4">
+      <w:del w:author="Marksmith AI" w:date="2026-07-27T06:17:27.1728534Z" w:id="4">
         <w:r>
           <w:rPr>
             <w:strike/>
@@ -288,7 +288,7 @@
         </w:rPr>
         <w:t xml:space="preserve">CriticMarkup Substitution: </w:t>
       </w:r>
-      <w:del w:author="Marksmith AI" w:date="2026-07-27T05:50:38.2143459Z" w:id="5">
+      <w:del w:author="Marksmith AI" w:date="2026-07-27T06:17:27.1728534Z" w:id="5">
         <w:r>
           <w:rPr>
             <w:strike/>
@@ -304,7 +304,7 @@
           <w:delText xml:space="preserve">old deprecated feature</w:delText>
         </w:r>
       </w:del>
-      <w:ins w:author="Marksmith AI" w:date="2026-07-27T05:50:38.2143459Z" w:id="6">
+      <w:ins w:author="Marksmith AI" w:date="2026-07-27T06:17:27.1728534Z" w:id="6">
         <w:r>
           <w:rPr>
             <w:u w:val="single"/>
@@ -638,8 +638,8 @@
       </w:r>
     </w:p>
     <w:sectPr>
-      <w:headerReference xmlns:r="http://schemas.openxmlformats.org/officeDocument/2006/relationships" w:type="default" r:id="R73a81023626041b6"/>
-      <w:footerReference xmlns:r="http://schemas.openxmlformats.org/officeDocument/2006/relationships" w:type="default" r:id="Rff5307ab0d26414f"/>
+      <w:headerReference xmlns:r="http://schemas.openxmlformats.org/officeDocument/2006/relationships" w:type="default" r:id="R40acb0d74b2248b2"/>
+      <w:footerReference xmlns:r="http://schemas.openxmlformats.org/officeDocument/2006/relationships" w:type="default" r:id="R75d94d7a07bb4a74"/>
       <w:pgSz w:w="11906" w:h="16838"/>
       <w:pgMar w:top="1440" w:right="1440" w:bottom="1440" w:left="1440" w:header="576" w:footer="576" w:gutter="0"/>
     </w:sectPr>

--- a/marksmith-v2/test_outputs/sample_track_changes_and_styles.docx
+++ b/marksmith-v2/test_outputs/sample_track_changes_and_styles.docx
@@ -175,7 +175,7 @@
         </w:rPr>
         <w:t xml:space="preserve">CriticMarkup Insertion: </w:t>
       </w:r>
-      <w:ins w:author="Marksmith AI" w:date="2026-07-27T06:17:27.1728534Z" w:id="3">
+      <w:ins w:author="Marksmith AI" w:date="2026-07-27T08:46:08.4158147Z" w:id="3">
         <w:r>
           <w:rPr>
             <w:u w:val="single"/>
@@ -213,7 +213,7 @@
         </w:rPr>
         <w:t xml:space="preserve">CriticMarkup Deletion: </w:t>
       </w:r>
-      <w:del w:author="Marksmith AI" w:date="2026-07-27T06:17:27.1728534Z" w:id="4">
+      <w:del w:author="Marksmith AI" w:date="2026-07-27T08:46:08.4158147Z" w:id="4">
         <w:r>
           <w:rPr>
             <w:strike/>
@@ -288,7 +288,7 @@
         </w:rPr>
         <w:t xml:space="preserve">CriticMarkup Substitution: </w:t>
       </w:r>
-      <w:del w:author="Marksmith AI" w:date="2026-07-27T06:17:27.1728534Z" w:id="5">
+      <w:del w:author="Marksmith AI" w:date="2026-07-27T08:46:08.4158147Z" w:id="5">
         <w:r>
           <w:rPr>
             <w:strike/>
@@ -304,7 +304,7 @@
           <w:delText xml:space="preserve">old deprecated feature</w:delText>
         </w:r>
       </w:del>
-      <w:ins w:author="Marksmith AI" w:date="2026-07-27T06:17:27.1728534Z" w:id="6">
+      <w:ins w:author="Marksmith AI" w:date="2026-07-27T08:46:08.4158147Z" w:id="6">
         <w:r>
           <w:rPr>
             <w:u w:val="single"/>
@@ -638,8 +638,8 @@
       </w:r>
     </w:p>
     <w:sectPr>
-      <w:headerReference xmlns:r="http://schemas.openxmlformats.org/officeDocument/2006/relationships" w:type="default" r:id="R40acb0d74b2248b2"/>
-      <w:footerReference xmlns:r="http://schemas.openxmlformats.org/officeDocument/2006/relationships" w:type="default" r:id="R75d94d7a07bb4a74"/>
+      <w:headerReference xmlns:r="http://schemas.openxmlformats.org/officeDocument/2006/relationships" w:type="default" r:id="Rf835bdecb4b6430c"/>
+      <w:footerReference xmlns:r="http://schemas.openxmlformats.org/officeDocument/2006/relationships" w:type="default" r:id="Rd34701272d614a43"/>
       <w:pgSz w:w="11906" w:h="16838"/>
       <w:pgMar w:top="1440" w:right="1440" w:bottom="1440" w:left="1440" w:header="576" w:footer="576" w:gutter="0"/>
     </w:sectPr>

--- a/marksmith-v2/test_outputs/sample_track_changes_and_styles.docx
+++ b/marksmith-v2/test_outputs/sample_track_changes_and_styles.docx
@@ -175,7 +175,7 @@
         </w:rPr>
         <w:t xml:space="preserve">CriticMarkup Insertion: </w:t>
       </w:r>
-      <w:ins w:author="Marksmith AI" w:date="2026-07-27T08:46:08.4158147Z" w:id="3">
+      <w:ins w:author="Marksmith AI" w:date="2026-07-27T09:00:49.2418212Z" w:id="3">
         <w:r>
           <w:rPr>
             <w:u w:val="single"/>
@@ -213,7 +213,7 @@
         </w:rPr>
         <w:t xml:space="preserve">CriticMarkup Deletion: </w:t>
       </w:r>
-      <w:del w:author="Marksmith AI" w:date="2026-07-27T08:46:08.4158147Z" w:id="4">
+      <w:del w:author="Marksmith AI" w:date="2026-07-27T09:00:49.2418212Z" w:id="4">
         <w:r>
           <w:rPr>
             <w:strike/>
@@ -288,7 +288,7 @@
         </w:rPr>
         <w:t xml:space="preserve">CriticMarkup Substitution: </w:t>
       </w:r>
-      <w:del w:author="Marksmith AI" w:date="2026-07-27T08:46:08.4158147Z" w:id="5">
+      <w:del w:author="Marksmith AI" w:date="2026-07-27T09:00:49.2418212Z" w:id="5">
         <w:r>
           <w:rPr>
             <w:strike/>
@@ -304,7 +304,7 @@
           <w:delText xml:space="preserve">old deprecated feature</w:delText>
         </w:r>
       </w:del>
-      <w:ins w:author="Marksmith AI" w:date="2026-07-27T08:46:08.4158147Z" w:id="6">
+      <w:ins w:author="Marksmith AI" w:date="2026-07-27T09:00:49.2418212Z" w:id="6">
         <w:r>
           <w:rPr>
             <w:u w:val="single"/>
@@ -638,8 +638,8 @@
       </w:r>
     </w:p>
     <w:sectPr>
-      <w:headerReference xmlns:r="http://schemas.openxmlformats.org/officeDocument/2006/relationships" w:type="default" r:id="Rf835bdecb4b6430c"/>
-      <w:footerReference xmlns:r="http://schemas.openxmlformats.org/officeDocument/2006/relationships" w:type="default" r:id="Rd34701272d614a43"/>
+      <w:headerReference xmlns:r="http://schemas.openxmlformats.org/officeDocument/2006/relationships" w:type="default" r:id="R2781005164454533"/>
+      <w:footerReference xmlns:r="http://schemas.openxmlformats.org/officeDocument/2006/relationships" w:type="default" r:id="Rfd4b49fb0b934113"/>
       <w:pgSz w:w="11906" w:h="16838"/>
       <w:pgMar w:top="1440" w:right="1440" w:bottom="1440" w:left="1440" w:header="576" w:footer="576" w:gutter="0"/>
     </w:sectPr>

--- a/marksmith-v2/test_outputs/sample_track_changes_and_styles.docx
+++ b/marksmith-v2/test_outputs/sample_track_changes_and_styles.docx
@@ -175,7 +175,7 @@
         </w:rPr>
         <w:t xml:space="preserve">CriticMarkup Insertion: </w:t>
       </w:r>
-      <w:ins w:author="Marksmith AI" w:date="2026-07-27T09:00:49.2418212Z" w:id="3">
+      <w:ins w:author="Marksmith AI" w:date="2026-07-27T09:01:30.1923412Z" w:id="3">
         <w:r>
           <w:rPr>
             <w:u w:val="single"/>
@@ -213,7 +213,7 @@
         </w:rPr>
         <w:t xml:space="preserve">CriticMarkup Deletion: </w:t>
       </w:r>
-      <w:del w:author="Marksmith AI" w:date="2026-07-27T09:00:49.2418212Z" w:id="4">
+      <w:del w:author="Marksmith AI" w:date="2026-07-27T09:01:30.1923412Z" w:id="4">
         <w:r>
           <w:rPr>
             <w:strike/>
@@ -288,7 +288,7 @@
         </w:rPr>
         <w:t xml:space="preserve">CriticMarkup Substitution: </w:t>
       </w:r>
-      <w:del w:author="Marksmith AI" w:date="2026-07-27T09:00:49.2418212Z" w:id="5">
+      <w:del w:author="Marksmith AI" w:date="2026-07-27T09:01:30.1923412Z" w:id="5">
         <w:r>
           <w:rPr>
             <w:strike/>
@@ -304,7 +304,7 @@
           <w:delText xml:space="preserve">old deprecated feature</w:delText>
         </w:r>
       </w:del>
-      <w:ins w:author="Marksmith AI" w:date="2026-07-27T09:00:49.2418212Z" w:id="6">
+      <w:ins w:author="Marksmith AI" w:date="2026-07-27T09:01:30.1923412Z" w:id="6">
         <w:r>
           <w:rPr>
             <w:u w:val="single"/>
@@ -638,8 +638,8 @@
       </w:r>
     </w:p>
     <w:sectPr>
-      <w:headerReference xmlns:r="http://schemas.openxmlformats.org/officeDocument/2006/relationships" w:type="default" r:id="R2781005164454533"/>
-      <w:footerReference xmlns:r="http://schemas.openxmlformats.org/officeDocument/2006/relationships" w:type="default" r:id="Rfd4b49fb0b934113"/>
+      <w:headerReference xmlns:r="http://schemas.openxmlformats.org/officeDocument/2006/relationships" w:type="default" r:id="Rc79ec399f39d458c"/>
+      <w:footerReference xmlns:r="http://schemas.openxmlformats.org/officeDocument/2006/relationships" w:type="default" r:id="Rb95fc279cd844450"/>
       <w:pgSz w:w="11906" w:h="16838"/>
       <w:pgMar w:top="1440" w:right="1440" w:bottom="1440" w:left="1440" w:header="576" w:footer="576" w:gutter="0"/>
     </w:sectPr>

--- a/marksmith-v2/test_outputs/sample_track_changes_and_styles.docx
+++ b/marksmith-v2/test_outputs/sample_track_changes_and_styles.docx
@@ -175,7 +175,7 @@
         </w:rPr>
         <w:t xml:space="preserve">CriticMarkup Insertion: </w:t>
       </w:r>
-      <w:ins w:author="Marksmith AI" w:date="2026-07-27T09:01:30.1923412Z" w:id="3">
+      <w:ins w:author="Marksmith AI" w:date="2026-07-27T09:15:46.4206326Z" w:id="3">
         <w:r>
           <w:rPr>
             <w:u w:val="single"/>
@@ -213,7 +213,7 @@
         </w:rPr>
         <w:t xml:space="preserve">CriticMarkup Deletion: </w:t>
       </w:r>
-      <w:del w:author="Marksmith AI" w:date="2026-07-27T09:01:30.1923412Z" w:id="4">
+      <w:del w:author="Marksmith AI" w:date="2026-07-27T09:15:46.4206326Z" w:id="4">
         <w:r>
           <w:rPr>
             <w:strike/>
@@ -288,7 +288,7 @@
         </w:rPr>
         <w:t xml:space="preserve">CriticMarkup Substitution: </w:t>
       </w:r>
-      <w:del w:author="Marksmith AI" w:date="2026-07-27T09:01:30.1923412Z" w:id="5">
+      <w:del w:author="Marksmith AI" w:date="2026-07-27T09:15:46.4206326Z" w:id="5">
         <w:r>
           <w:rPr>
             <w:strike/>
@@ -304,7 +304,7 @@
           <w:delText xml:space="preserve">old deprecated feature</w:delText>
         </w:r>
       </w:del>
-      <w:ins w:author="Marksmith AI" w:date="2026-07-27T09:01:30.1923412Z" w:id="6">
+      <w:ins w:author="Marksmith AI" w:date="2026-07-27T09:15:46.4206326Z" w:id="6">
         <w:r>
           <w:rPr>
             <w:u w:val="single"/>
@@ -638,8 +638,8 @@
       </w:r>
     </w:p>
     <w:sectPr>
-      <w:headerReference xmlns:r="http://schemas.openxmlformats.org/officeDocument/2006/relationships" w:type="default" r:id="Rc79ec399f39d458c"/>
-      <w:footerReference xmlns:r="http://schemas.openxmlformats.org/officeDocument/2006/relationships" w:type="default" r:id="Rb95fc279cd844450"/>
+      <w:headerReference xmlns:r="http://schemas.openxmlformats.org/officeDocument/2006/relationships" w:type="default" r:id="R216619dcb6b045ab"/>
+      <w:footerReference xmlns:r="http://schemas.openxmlformats.org/officeDocument/2006/relationships" w:type="default" r:id="Ra4a4bc36518842ef"/>
       <w:pgSz w:w="11906" w:h="16838"/>
       <w:pgMar w:top="1440" w:right="1440" w:bottom="1440" w:left="1440" w:header="576" w:footer="576" w:gutter="0"/>
     </w:sectPr>

--- a/marksmith-v2/test_outputs/sample_track_changes_and_styles.docx
+++ b/marksmith-v2/test_outputs/sample_track_changes_and_styles.docx
@@ -175,7 +175,7 @@
         </w:rPr>
         <w:t xml:space="preserve">CriticMarkup Insertion: </w:t>
       </w:r>
-      <w:ins w:author="Marksmith AI" w:date="2026-07-27T09:15:46.4206326Z" w:id="3">
+      <w:ins w:author="Marksmith AI" w:date="2026-07-27T09:30:43.2719096Z" w:id="3">
         <w:r>
           <w:rPr>
             <w:u w:val="single"/>
@@ -213,7 +213,7 @@
         </w:rPr>
         <w:t xml:space="preserve">CriticMarkup Deletion: </w:t>
       </w:r>
-      <w:del w:author="Marksmith AI" w:date="2026-07-27T09:15:46.4206326Z" w:id="4">
+      <w:del w:author="Marksmith AI" w:date="2026-07-27T09:30:43.2719096Z" w:id="4">
         <w:r>
           <w:rPr>
             <w:strike/>
@@ -288,7 +288,7 @@
         </w:rPr>
         <w:t xml:space="preserve">CriticMarkup Substitution: </w:t>
       </w:r>
-      <w:del w:author="Marksmith AI" w:date="2026-07-27T09:15:46.4206326Z" w:id="5">
+      <w:del w:author="Marksmith AI" w:date="2026-07-27T09:30:43.2719096Z" w:id="5">
         <w:r>
           <w:rPr>
             <w:strike/>
@@ -304,7 +304,7 @@
           <w:delText xml:space="preserve">old deprecated feature</w:delText>
         </w:r>
       </w:del>
-      <w:ins w:author="Marksmith AI" w:date="2026-07-27T09:15:46.4206326Z" w:id="6">
+      <w:ins w:author="Marksmith AI" w:date="2026-07-27T09:30:43.2719096Z" w:id="6">
         <w:r>
           <w:rPr>
             <w:u w:val="single"/>
@@ -638,8 +638,8 @@
       </w:r>
     </w:p>
     <w:sectPr>
-      <w:headerReference xmlns:r="http://schemas.openxmlformats.org/officeDocument/2006/relationships" w:type="default" r:id="R216619dcb6b045ab"/>
-      <w:footerReference xmlns:r="http://schemas.openxmlformats.org/officeDocument/2006/relationships" w:type="default" r:id="Ra4a4bc36518842ef"/>
+      <w:headerReference xmlns:r="http://schemas.openxmlformats.org/officeDocument/2006/relationships" w:type="default" r:id="R9902921be1434295"/>
+      <w:footerReference xmlns:r="http://schemas.openxmlformats.org/officeDocument/2006/relationships" w:type="default" r:id="Rb8476a1c8f1d4304"/>
       <w:pgSz w:w="11906" w:h="16838"/>
       <w:pgMar w:top="1440" w:right="1440" w:bottom="1440" w:left="1440" w:header="576" w:footer="576" w:gutter="0"/>
     </w:sectPr>

--- a/marksmith-v2/test_outputs/sample_track_changes_and_styles.docx
+++ b/marksmith-v2/test_outputs/sample_track_changes_and_styles.docx
@@ -175,7 +175,7 @@
         </w:rPr>
         <w:t xml:space="preserve">CriticMarkup Insertion: </w:t>
       </w:r>
-      <w:ins w:author="Marksmith AI" w:date="2026-07-27T09:30:43.2719096Z" w:id="3">
+      <w:ins w:author="Marksmith AI" w:date="2026-07-27T09:45:54.2182875Z" w:id="3">
         <w:r>
           <w:rPr>
             <w:u w:val="single"/>
@@ -213,7 +213,7 @@
         </w:rPr>
         <w:t xml:space="preserve">CriticMarkup Deletion: </w:t>
       </w:r>
-      <w:del w:author="Marksmith AI" w:date="2026-07-27T09:30:43.2719096Z" w:id="4">
+      <w:del w:author="Marksmith AI" w:date="2026-07-27T09:45:54.2182875Z" w:id="4">
         <w:r>
           <w:rPr>
             <w:strike/>
@@ -288,7 +288,7 @@
         </w:rPr>
         <w:t xml:space="preserve">CriticMarkup Substitution: </w:t>
       </w:r>
-      <w:del w:author="Marksmith AI" w:date="2026-07-27T09:30:43.2719096Z" w:id="5">
+      <w:del w:author="Marksmith AI" w:date="2026-07-27T09:45:54.2182875Z" w:id="5">
         <w:r>
           <w:rPr>
             <w:strike/>
@@ -304,7 +304,7 @@
           <w:delText xml:space="preserve">old deprecated feature</w:delText>
         </w:r>
       </w:del>
-      <w:ins w:author="Marksmith AI" w:date="2026-07-27T09:30:43.2719096Z" w:id="6">
+      <w:ins w:author="Marksmith AI" w:date="2026-07-27T09:45:54.2182875Z" w:id="6">
         <w:r>
           <w:rPr>
             <w:u w:val="single"/>
@@ -638,8 +638,8 @@
       </w:r>
     </w:p>
     <w:sectPr>
-      <w:headerReference xmlns:r="http://schemas.openxmlformats.org/officeDocument/2006/relationships" w:type="default" r:id="R9902921be1434295"/>
-      <w:footerReference xmlns:r="http://schemas.openxmlformats.org/officeDocument/2006/relationships" w:type="default" r:id="Rb8476a1c8f1d4304"/>
+      <w:headerReference xmlns:r="http://schemas.openxmlformats.org/officeDocument/2006/relationships" w:type="default" r:id="Rd4ec33e88dc94018"/>
+      <w:footerReference xmlns:r="http://schemas.openxmlformats.org/officeDocument/2006/relationships" w:type="default" r:id="Rc9d340e7ea0e4c55"/>
       <w:pgSz w:w="11906" w:h="16838"/>
       <w:pgMar w:top="1440" w:right="1440" w:bottom="1440" w:left="1440" w:header="576" w:footer="576" w:gutter="0"/>
     </w:sectPr>

--- a/marksmith-v2/test_outputs/sample_track_changes_and_styles.docx
+++ b/marksmith-v2/test_outputs/sample_track_changes_and_styles.docx
@@ -175,7 +175,7 @@
         </w:rPr>
         <w:t xml:space="preserve">CriticMarkup Insertion: </w:t>
       </w:r>
-      <w:ins w:author="Marksmith AI" w:date="2026-07-27T09:45:54.2182875Z" w:id="3">
+      <w:ins w:author="Marksmith AI" w:date="2026-07-27T10:00:46.3010246Z" w:id="3">
         <w:r>
           <w:rPr>
             <w:u w:val="single"/>
@@ -213,7 +213,7 @@
         </w:rPr>
         <w:t xml:space="preserve">CriticMarkup Deletion: </w:t>
       </w:r>
-      <w:del w:author="Marksmith AI" w:date="2026-07-27T09:45:54.2182875Z" w:id="4">
+      <w:del w:author="Marksmith AI" w:date="2026-07-27T10:00:46.3010246Z" w:id="4">
         <w:r>
           <w:rPr>
             <w:strike/>
@@ -288,7 +288,7 @@
         </w:rPr>
         <w:t xml:space="preserve">CriticMarkup Substitution: </w:t>
       </w:r>
-      <w:del w:author="Marksmith AI" w:date="2026-07-27T09:45:54.2182875Z" w:id="5">
+      <w:del w:author="Marksmith AI" w:date="2026-07-27T10:00:46.3010246Z" w:id="5">
         <w:r>
           <w:rPr>
             <w:strike/>
@@ -304,7 +304,7 @@
           <w:delText xml:space="preserve">old deprecated feature</w:delText>
         </w:r>
       </w:del>
-      <w:ins w:author="Marksmith AI" w:date="2026-07-27T09:45:54.2182875Z" w:id="6">
+      <w:ins w:author="Marksmith AI" w:date="2026-07-27T10:00:46.3010246Z" w:id="6">
         <w:r>
           <w:rPr>
             <w:u w:val="single"/>
@@ -638,8 +638,8 @@
       </w:r>
     </w:p>
     <w:sectPr>
-      <w:headerReference xmlns:r="http://schemas.openxmlformats.org/officeDocument/2006/relationships" w:type="default" r:id="Rd4ec33e88dc94018"/>
-      <w:footerReference xmlns:r="http://schemas.openxmlformats.org/officeDocument/2006/relationships" w:type="default" r:id="Rc9d340e7ea0e4c55"/>
+      <w:headerReference xmlns:r="http://schemas.openxmlformats.org/officeDocument/2006/relationships" w:type="default" r:id="Rd73be435f508419f"/>
+      <w:footerReference xmlns:r="http://schemas.openxmlformats.org/officeDocument/2006/relationships" w:type="default" r:id="R28f7a063100c44c7"/>
       <w:pgSz w:w="11906" w:h="16838"/>
       <w:pgMar w:top="1440" w:right="1440" w:bottom="1440" w:left="1440" w:header="576" w:footer="576" w:gutter="0"/>
     </w:sectPr>

--- a/marksmith-v2/test_outputs/sample_track_changes_and_styles.docx
+++ b/marksmith-v2/test_outputs/sample_track_changes_and_styles.docx
@@ -175,7 +175,7 @@
         </w:rPr>
         <w:t xml:space="preserve">CriticMarkup Insertion: </w:t>
       </w:r>
-      <w:ins w:author="Marksmith AI" w:date="2026-07-27T10:00:46.3010246Z" w:id="3">
+      <w:ins w:author="Marksmith AI" w:date="2026-07-27T10:38:21.6245195Z" w:id="3">
         <w:r>
           <w:rPr>
             <w:u w:val="single"/>
@@ -213,7 +213,7 @@
         </w:rPr>
         <w:t xml:space="preserve">CriticMarkup Deletion: </w:t>
       </w:r>
-      <w:del w:author="Marksmith AI" w:date="2026-07-27T10:00:46.3010246Z" w:id="4">
+      <w:del w:author="Marksmith AI" w:date="2026-07-27T10:38:21.6245195Z" w:id="4">
         <w:r>
           <w:rPr>
             <w:strike/>
@@ -288,7 +288,7 @@
         </w:rPr>
         <w:t xml:space="preserve">CriticMarkup Substitution: </w:t>
       </w:r>
-      <w:del w:author="Marksmith AI" w:date="2026-07-27T10:00:46.3010246Z" w:id="5">
+      <w:del w:author="Marksmith AI" w:date="2026-07-27T10:38:21.6245195Z" w:id="5">
         <w:r>
           <w:rPr>
             <w:strike/>
@@ -304,7 +304,7 @@
           <w:delText xml:space="preserve">old deprecated feature</w:delText>
         </w:r>
       </w:del>
-      <w:ins w:author="Marksmith AI" w:date="2026-07-27T10:00:46.3010246Z" w:id="6">
+      <w:ins w:author="Marksmith AI" w:date="2026-07-27T10:38:21.6245195Z" w:id="6">
         <w:r>
           <w:rPr>
             <w:u w:val="single"/>
@@ -638,8 +638,8 @@
       </w:r>
     </w:p>
     <w:sectPr>
-      <w:headerReference xmlns:r="http://schemas.openxmlformats.org/officeDocument/2006/relationships" w:type="default" r:id="Rd73be435f508419f"/>
-      <w:footerReference xmlns:r="http://schemas.openxmlformats.org/officeDocument/2006/relationships" w:type="default" r:id="R28f7a063100c44c7"/>
+      <w:headerReference xmlns:r="http://schemas.openxmlformats.org/officeDocument/2006/relationships" w:type="default" r:id="R1ccd40d5916a4184"/>
+      <w:footerReference xmlns:r="http://schemas.openxmlformats.org/officeDocument/2006/relationships" w:type="default" r:id="Rbf0f7fdeb0a04b00"/>
       <w:pgSz w:w="11906" w:h="16838"/>
       <w:pgMar w:top="1440" w:right="1440" w:bottom="1440" w:left="1440" w:header="576" w:footer="576" w:gutter="0"/>
     </w:sectPr>

--- a/marksmith-v2/test_outputs/sample_track_changes_and_styles.docx
+++ b/marksmith-v2/test_outputs/sample_track_changes_and_styles.docx
@@ -175,7 +175,7 @@
         </w:rPr>
         <w:t xml:space="preserve">CriticMarkup Insertion: </w:t>
       </w:r>
-      <w:ins w:author="Marksmith AI" w:date="2026-07-27T10:38:21.6245195Z" w:id="3">
+      <w:ins w:author="Marksmith AI" w:date="2026-07-31T16:52:30.1691686Z" w:id="3">
         <w:r>
           <w:rPr>
             <w:u w:val="single"/>
@@ -213,7 +213,7 @@
         </w:rPr>
         <w:t xml:space="preserve">CriticMarkup Deletion: </w:t>
       </w:r>
-      <w:del w:author="Marksmith AI" w:date="2026-07-27T10:38:21.6245195Z" w:id="4">
+      <w:del w:author="Marksmith AI" w:date="2026-07-31T16:52:30.1691686Z" w:id="4">
         <w:r>
           <w:rPr>
             <w:strike/>
@@ -288,7 +288,7 @@
         </w:rPr>
         <w:t xml:space="preserve">CriticMarkup Substitution: </w:t>
       </w:r>
-      <w:del w:author="Marksmith AI" w:date="2026-07-27T10:38:21.6245195Z" w:id="5">
+      <w:del w:author="Marksmith AI" w:date="2026-07-31T16:52:30.1691686Z" w:id="5">
         <w:r>
           <w:rPr>
             <w:strike/>
@@ -304,7 +304,7 @@
           <w:delText xml:space="preserve">old deprecated feature</w:delText>
         </w:r>
       </w:del>
-      <w:ins w:author="Marksmith AI" w:date="2026-07-27T10:38:21.6245195Z" w:id="6">
+      <w:ins w:author="Marksmith AI" w:date="2026-07-31T16:52:30.1691686Z" w:id="6">
         <w:r>
           <w:rPr>
             <w:u w:val="single"/>
@@ -638,8 +638,8 @@
       </w:r>
     </w:p>
     <w:sectPr>
-      <w:headerReference xmlns:r="http://schemas.openxmlformats.org/officeDocument/2006/relationships" w:type="default" r:id="R1ccd40d5916a4184"/>
-      <w:footerReference xmlns:r="http://schemas.openxmlformats.org/officeDocument/2006/relationships" w:type="default" r:id="Rbf0f7fdeb0a04b00"/>
+      <w:headerReference xmlns:r="http://schemas.openxmlformats.org/officeDocument/2006/relationships" w:type="default" r:id="R45d215dfca8c4da2"/>
+      <w:footerReference xmlns:r="http://schemas.openxmlformats.org/officeDocument/2006/relationships" w:type="default" r:id="Ree2d5762d6e945a5"/>
       <w:pgSz w:w="11906" w:h="16838"/>
       <w:pgMar w:top="1440" w:right="1440" w:bottom="1440" w:left="1440" w:header="576" w:footer="576" w:gutter="0"/>
     </w:sectPr>
@@ -1056,4 +1056,30 @@
     </w:rPr>
   </w:style>
 </w:styles>
+</file>
+
+<file path=customXml/item.xml><?xml version="1.0" encoding="utf-8"?>
+<marksmithSource schema="marksmith-source-v1" version="2.0.0.0" exportedUtc="2026-07-31T16:52:30.1897680Z" theme="GitHub Light" mermaidMode="1">
+  <markdown><![CDATA[# Comprehensive Track Changes & Advanced Styles Sample
+This document demonstrates native Word revision tracking, CriticMarkup processing, alternative underline styles, character highlights, and 24-bit RGB character background shading in Marksmith AI.
+## 1. Native Word Track Changes (Revisions)
+- Tracked Insertion: <ins author="Marksmith AI" date="2026-07-23T06:00:00Z">Newly inserted clause</ins>
+- Tracked Deletion: <del author="Marksmith AI" date="2026-07-23T06:00:00Z">Outdated legacy clause</del>
+## 2. CriticMarkup Elements
+- CriticMarkup Insertion: {++CriticMarkup inserted content++}
+- CriticMarkup Deletion: {~~CriticMarkup deleted content~~}
+- CriticMarkup Highlight: {==CriticMarkup highlighted text==}
+- CriticMarkup Substitution: {~~old deprecated feature~>~new modern implementation~~}
+## 3. Alternative Underline Styles & Colors
+- Double wave underline: <u style="text-decoration: wavyDouble #FF0000">Red double-wave underline text</u>
+- Dotted underline: <u style="text-decoration: dotted #008000">Green dotted underline text</u>
+- Custom hex color underline: <u style="text-decoration: single #FF0000">Custom red underline text</u>
+## 4. Predefined OpenXML Character Highlights
+- Cyan highlight: <mark color="cyan">Cyan highlighted text</mark>
+- Yellow highlight: <mark color="yellow">Yellow highlighted text</mark>
+## 5. 24-bit RGB Character Background Shading
+- Custom RGB Shading #FF5733: <span style="background-color: #FF5733">Coral background text</span>
+- Custom RGB Shading #3399FF: <span style="background-color: #3399FF">Sky blue background text</span>
+]]></markdown>
+</marksmithSource>
 </file>
--- a/marksmith-v2/test_outputs/sample_track_changes_and_styles.docx
+++ b/marksmith-v2/test_outputs/sample_track_changes_and_styles.docx
@@ -175,7 +175,7 @@
         </w:rPr>
         <w:t xml:space="preserve">CriticMarkup Insertion: </w:t>
       </w:r>
-      <w:ins w:author="Marksmith AI" w:date="2026-07-31T16:52:30.1691686Z" w:id="3">
+      <w:ins w:author="Marksmith AI" w:date="2026-08-01T10:53:21.7091107Z" w:id="3">
         <w:r>
           <w:rPr>
             <w:u w:val="single"/>
@@ -213,7 +213,7 @@
         </w:rPr>
         <w:t xml:space="preserve">CriticMarkup Deletion: </w:t>
       </w:r>
-      <w:del w:author="Marksmith AI" w:date="2026-07-31T16:52:30.1691686Z" w:id="4">
+      <w:del w:author="Marksmith AI" w:date="2026-08-01T10:53:21.7091107Z" w:id="4">
         <w:r>
           <w:rPr>
             <w:strike/>
@@ -288,7 +288,7 @@
         </w:rPr>
         <w:t xml:space="preserve">CriticMarkup Substitution: </w:t>
       </w:r>
-      <w:del w:author="Marksmith AI" w:date="2026-07-31T16:52:30.1691686Z" w:id="5">
+      <w:del w:author="Marksmith AI" w:date="2026-08-01T10:53:21.7091107Z" w:id="5">
         <w:r>
           <w:rPr>
             <w:strike/>
@@ -304,7 +304,7 @@
           <w:delText xml:space="preserve">old deprecated feature</w:delText>
         </w:r>
       </w:del>
-      <w:ins w:author="Marksmith AI" w:date="2026-07-31T16:52:30.1691686Z" w:id="6">
+      <w:ins w:author="Marksmith AI" w:date="2026-08-01T10:53:21.7091107Z" w:id="6">
         <w:r>
           <w:rPr>
             <w:u w:val="single"/>
@@ -638,8 +638,8 @@
       </w:r>
     </w:p>
     <w:sectPr>
-      <w:headerReference xmlns:r="http://schemas.openxmlformats.org/officeDocument/2006/relationships" w:type="default" r:id="R45d215dfca8c4da2"/>
-      <w:footerReference xmlns:r="http://schemas.openxmlformats.org/officeDocument/2006/relationships" w:type="default" r:id="Ree2d5762d6e945a5"/>
+      <w:headerReference xmlns:r="http://schemas.openxmlformats.org/officeDocument/2006/relationships" w:type="default" r:id="Rcb3171a5188547d6"/>
+      <w:footerReference xmlns:r="http://schemas.openxmlformats.org/officeDocument/2006/relationships" w:type="default" r:id="R41e93cdf538348cf"/>
       <w:pgSz w:w="11906" w:h="16838"/>
       <w:pgMar w:top="1440" w:right="1440" w:bottom="1440" w:left="1440" w:header="576" w:footer="576" w:gutter="0"/>
     </w:sectPr>
@@ -1059,7 +1059,7 @@
 </file>
 
 <file path=customXml/item.xml><?xml version="1.0" encoding="utf-8"?>
-<marksmithSource schema="marksmith-source-v1" version="2.0.0.0" exportedUtc="2026-07-31T16:52:30.1897680Z" theme="GitHub Light" mermaidMode="1">
+<marksmithSource schema="marksmith-source-v1" version="2.0.0.0" exportedUtc="2026-08-01T10:53:21.7692142Z" theme="GitHub Light" mermaidMode="1">
   <markdown><![CDATA[# Comprehensive Track Changes & Advanced Styles Sample
 This document demonstrates native Word revision tracking, CriticMarkup processing, alternative underline styles, character highlights, and 24-bit RGB character background shading in Marksmith AI.
 ## 1. Native Word Track Changes (Revisions)
